--- a/Vuur.Api/Test/Performance/PerformanceTestResult.docx
+++ b/Vuur.Api/Test/Performance/PerformanceTestResult.docx
@@ -823,35 +823,11 @@
           <w:lang w:val="nl-NL"/>
         </w:rPr>
       </w:pPr>
-      <w:proofErr w:type="spellStart"/>
-      <w:proofErr w:type="gramStart"/>
-      <w:r>
-        <w:rPr>
-          <w:lang w:val="nl-NL"/>
-        </w:rPr>
-        <w:t>docker</w:t>
-      </w:r>
-      <w:proofErr w:type="spellEnd"/>
-      <w:proofErr w:type="gramEnd"/>
-      <w:r>
-        <w:rPr>
-          <w:lang w:val="nl-NL"/>
-        </w:rPr>
-        <w:t xml:space="preserve"> </w:t>
-      </w:r>
-      <w:proofErr w:type="spellStart"/>
-      <w:r>
-        <w:rPr>
-          <w:lang w:val="nl-NL"/>
-        </w:rPr>
-        <w:t>compose</w:t>
-      </w:r>
-      <w:proofErr w:type="spellEnd"/>
-      <w:r>
-        <w:rPr>
-          <w:lang w:val="nl-NL"/>
-        </w:rPr>
-        <w:t xml:space="preserve"> down -v</w:t>
+      <w:r>
+        <w:rPr>
+          <w:lang w:val="nl-NL"/>
+        </w:rPr>
+        <w:t>docker compose down -v</w:t>
       </w:r>
     </w:p>
     <w:p>
@@ -869,30 +845,8 @@
         <w:rPr>
           <w:lang w:val="en-US"/>
         </w:rPr>
-        <w:t xml:space="preserve">docker compose up -d </w:t>
-      </w:r>
-      <w:proofErr w:type="spellStart"/>
-      <w:r>
-        <w:rPr>
-          <w:lang w:val="en-US"/>
-        </w:rPr>
-        <w:t>postgres</w:t>
-      </w:r>
-      <w:proofErr w:type="spellEnd"/>
-      <w:r>
-        <w:rPr>
-          <w:lang w:val="en-US"/>
-        </w:rPr>
-        <w:t xml:space="preserve"> mongo </w:t>
-      </w:r>
-      <w:proofErr w:type="spellStart"/>
-      <w:r>
-        <w:rPr>
-          <w:lang w:val="en-US"/>
-        </w:rPr>
-        <w:t>redis</w:t>
-      </w:r>
-      <w:proofErr w:type="spellEnd"/>
+        <w:t>docker compose up -d postgres mongo redis</w:t>
+      </w:r>
     </w:p>
     <w:p>
       <w:pPr>
@@ -918,28 +872,12 @@
           <w:lang w:val="nl-NL"/>
         </w:rPr>
       </w:pPr>
-      <w:proofErr w:type="gramStart"/>
-      <w:r>
-        <w:rPr>
-          <w:lang w:val="nl-NL"/>
-        </w:rPr>
-        <w:t>cd</w:t>
-      </w:r>
-      <w:proofErr w:type="gramEnd"/>
-      <w:r>
-        <w:rPr>
-          <w:lang w:val="nl-NL"/>
-        </w:rPr>
-        <w:t xml:space="preserve"> </w:t>
-      </w:r>
-      <w:proofErr w:type="spellStart"/>
-      <w:r>
-        <w:rPr>
-          <w:lang w:val="nl-NL"/>
-        </w:rPr>
-        <w:t>vuur.api</w:t>
-      </w:r>
-      <w:proofErr w:type="spellEnd"/>
+      <w:r>
+        <w:rPr>
+          <w:lang w:val="nl-NL"/>
+        </w:rPr>
+        <w:t>cd vuur.api</w:t>
+      </w:r>
     </w:p>
     <w:p>
       <w:pPr>
@@ -952,21 +890,11 @@
           <w:lang w:val="nl-NL"/>
         </w:rPr>
       </w:pPr>
-      <w:proofErr w:type="spellStart"/>
-      <w:proofErr w:type="gramStart"/>
-      <w:r>
-        <w:rPr>
-          <w:lang w:val="nl-NL"/>
-        </w:rPr>
-        <w:t>dotnet</w:t>
-      </w:r>
-      <w:proofErr w:type="spellEnd"/>
-      <w:proofErr w:type="gramEnd"/>
-      <w:r>
-        <w:rPr>
-          <w:lang w:val="nl-NL"/>
-        </w:rPr>
-        <w:t xml:space="preserve"> run</w:t>
+      <w:r>
+        <w:rPr>
+          <w:lang w:val="nl-NL"/>
+        </w:rPr>
+        <w:t>dotnet run</w:t>
       </w:r>
     </w:p>
     <w:p>
@@ -992,21 +920,7 @@
         <w:rPr>
           <w:lang w:val="nl-NL"/>
         </w:rPr>
-        <w:t xml:space="preserve">Daarna zijn de performance-testscripts naar de </w:t>
-      </w:r>
-      <w:proofErr w:type="spellStart"/>
-      <w:r>
-        <w:rPr>
-          <w:lang w:val="nl-NL"/>
-        </w:rPr>
-        <w:t>PostgreSQL</w:t>
-      </w:r>
-      <w:proofErr w:type="spellEnd"/>
-      <w:r>
-        <w:rPr>
-          <w:lang w:val="nl-NL"/>
-        </w:rPr>
-        <w:t>-container gekopieerd:</w:t>
+        <w:t>Daarna zijn de performance-testscripts naar de PostgreSQL-container gekopieerd:</w:t>
       </w:r>
     </w:p>
     <w:p>
@@ -1024,35 +938,7 @@
         <w:rPr>
           <w:lang w:val="en-US"/>
         </w:rPr>
-        <w:t>docker cp "</w:t>
-      </w:r>
-      <w:proofErr w:type="spellStart"/>
-      <w:r>
-        <w:rPr>
-          <w:lang w:val="en-US"/>
-        </w:rPr>
-        <w:t>Vuur.Api</w:t>
-      </w:r>
-      <w:proofErr w:type="spellEnd"/>
-      <w:r>
-        <w:rPr>
-          <w:lang w:val="en-US"/>
-        </w:rPr>
-        <w:t xml:space="preserve">\Test\Performance" </w:t>
-      </w:r>
-      <w:proofErr w:type="spellStart"/>
-      <w:r>
-        <w:rPr>
-          <w:lang w:val="en-US"/>
-        </w:rPr>
-        <w:t>vuur_postgres</w:t>
-      </w:r>
-      <w:proofErr w:type="spellEnd"/>
-      <w:r>
-        <w:rPr>
-          <w:lang w:val="en-US"/>
-        </w:rPr>
-        <w:t>:/performance</w:t>
+        <w:t>docker cp "Vuur.Api\Test\Performance" vuur_postgres:/performance</w:t>
       </w:r>
     </w:p>
     <w:p>
@@ -1089,21 +975,7 @@
         <w:rPr>
           <w:lang w:val="en-US"/>
         </w:rPr>
-        <w:t xml:space="preserve">docker exec </w:t>
-      </w:r>
-      <w:proofErr w:type="spellStart"/>
-      <w:r>
-        <w:rPr>
-          <w:lang w:val="en-US"/>
-        </w:rPr>
-        <w:t>vuur_postgres</w:t>
-      </w:r>
-      <w:proofErr w:type="spellEnd"/>
-      <w:r>
-        <w:rPr>
-          <w:lang w:val="en-US"/>
-        </w:rPr>
-        <w:t xml:space="preserve"> ls /performance</w:t>
+        <w:t>docker exec vuur_postgres ls /performance</w:t>
       </w:r>
     </w:p>
     <w:p>
@@ -1147,77 +1019,7 @@
         <w:rPr>
           <w:lang w:val="en-US"/>
         </w:rPr>
-        <w:t xml:space="preserve">docker exec -it </w:t>
-      </w:r>
-      <w:proofErr w:type="spellStart"/>
-      <w:r>
-        <w:rPr>
-          <w:lang w:val="en-US"/>
-        </w:rPr>
-        <w:t>vuur_postgres</w:t>
-      </w:r>
-      <w:proofErr w:type="spellEnd"/>
-      <w:r>
-        <w:rPr>
-          <w:lang w:val="en-US"/>
-        </w:rPr>
-        <w:t xml:space="preserve"> </w:t>
-      </w:r>
-      <w:proofErr w:type="spellStart"/>
-      <w:r>
-        <w:rPr>
-          <w:lang w:val="en-US"/>
-        </w:rPr>
-        <w:t>psql</w:t>
-      </w:r>
-      <w:proofErr w:type="spellEnd"/>
-      <w:r>
-        <w:rPr>
-          <w:lang w:val="en-US"/>
-        </w:rPr>
-        <w:t xml:space="preserve"> -U </w:t>
-      </w:r>
-      <w:proofErr w:type="spellStart"/>
-      <w:r>
-        <w:rPr>
-          <w:lang w:val="en-US"/>
-        </w:rPr>
-        <w:t>vuur</w:t>
-      </w:r>
-      <w:proofErr w:type="spellEnd"/>
-      <w:r>
-        <w:rPr>
-          <w:lang w:val="en-US"/>
-        </w:rPr>
-        <w:t xml:space="preserve"> -d </w:t>
-      </w:r>
-      <w:proofErr w:type="spellStart"/>
-      <w:r>
-        <w:rPr>
-          <w:lang w:val="en-US"/>
-        </w:rPr>
-        <w:t>vuur</w:t>
-      </w:r>
-      <w:proofErr w:type="spellEnd"/>
-      <w:r>
-        <w:rPr>
-          <w:lang w:val="en-US"/>
-        </w:rPr>
-        <w:t xml:space="preserve"> -f /performance/&lt;</w:t>
-      </w:r>
-      <w:proofErr w:type="spellStart"/>
-      <w:r>
-        <w:rPr>
-          <w:lang w:val="en-US"/>
-        </w:rPr>
-        <w:t>testfile</w:t>
-      </w:r>
-      <w:proofErr w:type="spellEnd"/>
-      <w:r>
-        <w:rPr>
-          <w:lang w:val="en-US"/>
-        </w:rPr>
-        <w:t>&gt;</w:t>
+        <w:t>docker exec -it vuur_postgres psql -U vuur -d vuur -f /performance/&lt;testfile&gt;</w:t>
       </w:r>
     </w:p>
     <w:p>
@@ -1353,14 +1155,12 @@
                 <w:lang w:val="nl-NL"/>
               </w:rPr>
             </w:pPr>
-            <w:proofErr w:type="gramStart"/>
             <w:r>
               <w:rPr>
                 <w:lang w:val="nl-NL"/>
               </w:rPr>
               <w:t>users</w:t>
             </w:r>
-            <w:proofErr w:type="gramEnd"/>
           </w:p>
         </w:tc>
         <w:tc>
@@ -1399,14 +1199,12 @@
                 <w:lang w:val="nl-NL"/>
               </w:rPr>
             </w:pPr>
-            <w:proofErr w:type="gramStart"/>
             <w:r>
               <w:rPr>
                 <w:lang w:val="nl-NL"/>
               </w:rPr>
               <w:t>orders</w:t>
             </w:r>
-            <w:proofErr w:type="gramEnd"/>
           </w:p>
         </w:tc>
         <w:tc>
@@ -1445,22 +1243,12 @@
                 <w:lang w:val="nl-NL"/>
               </w:rPr>
             </w:pPr>
-            <w:proofErr w:type="spellStart"/>
-            <w:proofErr w:type="gramStart"/>
-            <w:r>
-              <w:rPr>
-                <w:lang w:val="nl-NL"/>
-              </w:rPr>
-              <w:t>order</w:t>
-            </w:r>
-            <w:proofErr w:type="gramEnd"/>
-            <w:r>
-              <w:rPr>
-                <w:lang w:val="nl-NL"/>
-              </w:rPr>
-              <w:t>_items</w:t>
-            </w:r>
-            <w:proofErr w:type="spellEnd"/>
+            <w:r>
+              <w:rPr>
+                <w:lang w:val="nl-NL"/>
+              </w:rPr>
+              <w:t>order_items</w:t>
+            </w:r>
           </w:p>
         </w:tc>
         <w:tc>
@@ -1499,22 +1287,12 @@
                 <w:lang w:val="nl-NL"/>
               </w:rPr>
             </w:pPr>
-            <w:proofErr w:type="spellStart"/>
-            <w:proofErr w:type="gramStart"/>
-            <w:r>
-              <w:rPr>
-                <w:lang w:val="nl-NL"/>
-              </w:rPr>
-              <w:t>game</w:t>
-            </w:r>
-            <w:proofErr w:type="gramEnd"/>
-            <w:r>
-              <w:rPr>
-                <w:lang w:val="nl-NL"/>
-              </w:rPr>
-              <w:t>_keys</w:t>
-            </w:r>
-            <w:proofErr w:type="spellEnd"/>
+            <w:r>
+              <w:rPr>
+                <w:lang w:val="nl-NL"/>
+              </w:rPr>
+              <w:t>game_keys</w:t>
+            </w:r>
           </w:p>
         </w:tc>
         <w:tc>
@@ -1698,14 +1476,12 @@
                 <w:lang w:val="nl-NL"/>
               </w:rPr>
             </w:pPr>
-            <w:proofErr w:type="gramStart"/>
             <w:r>
               <w:rPr>
                 <w:lang w:val="nl-NL"/>
               </w:rPr>
               <w:t>users</w:t>
             </w:r>
-            <w:proofErr w:type="gramEnd"/>
           </w:p>
         </w:tc>
         <w:tc>
@@ -1742,16 +1518,12 @@
                 <w:lang w:val="nl-NL"/>
               </w:rPr>
             </w:pPr>
-            <w:proofErr w:type="spellStart"/>
-            <w:proofErr w:type="gramStart"/>
             <w:r>
               <w:rPr>
                 <w:lang w:val="nl-NL"/>
               </w:rPr>
               <w:t>addresses</w:t>
             </w:r>
-            <w:proofErr w:type="spellEnd"/>
-            <w:proofErr w:type="gramEnd"/>
           </w:p>
         </w:tc>
         <w:tc>
@@ -1788,14 +1560,12 @@
                 <w:lang w:val="nl-NL"/>
               </w:rPr>
             </w:pPr>
-            <w:proofErr w:type="gramStart"/>
             <w:r>
               <w:rPr>
                 <w:lang w:val="nl-NL"/>
               </w:rPr>
               <w:t>orders</w:t>
             </w:r>
-            <w:proofErr w:type="gramEnd"/>
           </w:p>
         </w:tc>
         <w:tc>
@@ -1832,22 +1602,12 @@
                 <w:lang w:val="nl-NL"/>
               </w:rPr>
             </w:pPr>
-            <w:proofErr w:type="spellStart"/>
-            <w:proofErr w:type="gramStart"/>
-            <w:r>
-              <w:rPr>
-                <w:lang w:val="nl-NL"/>
-              </w:rPr>
-              <w:t>order</w:t>
-            </w:r>
-            <w:proofErr w:type="gramEnd"/>
-            <w:r>
-              <w:rPr>
-                <w:lang w:val="nl-NL"/>
-              </w:rPr>
-              <w:t>_items</w:t>
-            </w:r>
-            <w:proofErr w:type="spellEnd"/>
+            <w:r>
+              <w:rPr>
+                <w:lang w:val="nl-NL"/>
+              </w:rPr>
+              <w:t>order_items</w:t>
+            </w:r>
           </w:p>
         </w:tc>
         <w:tc>
@@ -1884,22 +1644,12 @@
                 <w:lang w:val="nl-NL"/>
               </w:rPr>
             </w:pPr>
-            <w:proofErr w:type="spellStart"/>
-            <w:proofErr w:type="gramStart"/>
-            <w:r>
-              <w:rPr>
-                <w:lang w:val="nl-NL"/>
-              </w:rPr>
-              <w:t>game</w:t>
-            </w:r>
-            <w:proofErr w:type="gramEnd"/>
-            <w:r>
-              <w:rPr>
-                <w:lang w:val="nl-NL"/>
-              </w:rPr>
-              <w:t>_keys</w:t>
-            </w:r>
-            <w:proofErr w:type="spellEnd"/>
+            <w:r>
+              <w:rPr>
+                <w:lang w:val="nl-NL"/>
+              </w:rPr>
+              <w:t>game_keys</w:t>
+            </w:r>
           </w:p>
         </w:tc>
         <w:tc>
@@ -1936,16 +1686,12 @@
                 <w:lang w:val="nl-NL"/>
               </w:rPr>
             </w:pPr>
-            <w:proofErr w:type="spellStart"/>
-            <w:proofErr w:type="gramStart"/>
             <w:r>
               <w:rPr>
                 <w:lang w:val="nl-NL"/>
               </w:rPr>
               <w:t>wishlist</w:t>
             </w:r>
-            <w:proofErr w:type="spellEnd"/>
-            <w:proofErr w:type="gramEnd"/>
           </w:p>
         </w:tc>
         <w:tc>
@@ -2003,21 +1749,7 @@
         <w:rPr>
           <w:lang w:val="nl-NL"/>
         </w:rPr>
-        <w:t xml:space="preserve">De </w:t>
-      </w:r>
-      <w:proofErr w:type="spellStart"/>
-      <w:r>
-        <w:rPr>
-          <w:lang w:val="nl-NL"/>
-        </w:rPr>
-        <w:t>seed</w:t>
-      </w:r>
-      <w:proofErr w:type="spellEnd"/>
-      <w:r>
-        <w:rPr>
-          <w:lang w:val="nl-NL"/>
-        </w:rPr>
-        <w:t xml:space="preserve"> is succesvol uitgevoerd. De database bevat voldoende testdata om indexoptimalisaties en queryprestaties onder belasting te meten.</w:t>
+        <w:t>De seed is succesvol uitgevoerd. De database bevat voldoende testdata om indexoptimalisaties en queryprestaties onder belasting te meten.</w:t>
       </w:r>
     </w:p>
     <w:p>
@@ -2072,16 +1804,8 @@
         <w:rPr>
           <w:lang w:val="en-US"/>
         </w:rPr>
-        <w:t xml:space="preserve">Zonder </w:t>
-      </w:r>
-      <w:proofErr w:type="spellStart"/>
-      <w:r>
-        <w:rPr>
-          <w:lang w:val="en-US"/>
-        </w:rPr>
-        <w:t>indexen</w:t>
-      </w:r>
-      <w:proofErr w:type="spellEnd"/>
+        <w:t>Zonder indexen</w:t>
+      </w:r>
     </w:p>
     <w:p>
       <w:pPr>
@@ -2106,16 +1830,8 @@
         <w:rPr>
           <w:lang w:val="en-US"/>
         </w:rPr>
-        <w:t xml:space="preserve">9.114 </w:t>
-      </w:r>
-      <w:proofErr w:type="spellStart"/>
-      <w:r>
-        <w:rPr>
-          <w:lang w:val="en-US"/>
-        </w:rPr>
-        <w:t>ms</w:t>
-      </w:r>
-      <w:proofErr w:type="spellEnd"/>
+        <w:t>9.114 ms</w:t>
+      </w:r>
     </w:p>
     <w:p>
       <w:pPr>
@@ -2131,21 +1847,12 @@
           <w:lang w:val="en-US"/>
         </w:rPr>
       </w:pPr>
-      <w:proofErr w:type="spellStart"/>
       <w:r>
         <w:rPr>
           <w:rStyle w:val="Strong"/>
           <w:lang w:val="en-US"/>
         </w:rPr>
-        <w:t>Opvallend</w:t>
-      </w:r>
-      <w:proofErr w:type="spellEnd"/>
-      <w:r>
-        <w:rPr>
-          <w:rStyle w:val="Strong"/>
-          <w:lang w:val="en-US"/>
-        </w:rPr>
-        <w:t>:</w:t>
+        <w:t>Opvallend:</w:t>
       </w:r>
     </w:p>
     <w:p>
@@ -2174,62 +1881,44 @@
           <w:lang w:val="en-US"/>
         </w:rPr>
       </w:pPr>
-      <w:proofErr w:type="spellStart"/>
       <w:r>
         <w:rPr>
           <w:lang w:val="en-US"/>
         </w:rPr>
         <w:t>en</w:t>
       </w:r>
-      <w:proofErr w:type="spellEnd"/>
-    </w:p>
-    <w:p>
-      <w:pPr>
-        <w:rPr>
-          <w:lang w:val="en-US"/>
-        </w:rPr>
-      </w:pPr>
-      <w:r>
-        <w:rPr>
-          <w:lang w:val="en-US"/>
-        </w:rPr>
-        <w:t xml:space="preserve">Seq Scan on </w:t>
-      </w:r>
-      <w:proofErr w:type="spellStart"/>
-      <w:r>
-        <w:rPr>
-          <w:lang w:val="en-US"/>
-        </w:rPr>
-        <w:t>order_items</w:t>
-      </w:r>
-      <w:proofErr w:type="spellEnd"/>
-    </w:p>
-    <w:p>
-      <w:pPr>
-        <w:rPr>
-          <w:lang w:val="en-US"/>
-        </w:rPr>
-      </w:pPr>
-    </w:p>
-    <w:p>
-      <w:pPr>
-        <w:rPr>
-          <w:lang w:val="nl-NL"/>
-        </w:rPr>
-      </w:pPr>
-      <w:proofErr w:type="spellStart"/>
-      <w:r>
-        <w:rPr>
-          <w:lang w:val="nl-NL"/>
-        </w:rPr>
-        <w:t>PostgreSQL</w:t>
-      </w:r>
-      <w:proofErr w:type="spellEnd"/>
-      <w:r>
-        <w:rPr>
-          <w:lang w:val="nl-NL"/>
-        </w:rPr>
-        <w:t xml:space="preserve"> moest vrijwel alle records scannen om één bestelling van één gebruiker te vinden.</w:t>
+    </w:p>
+    <w:p>
+      <w:pPr>
+        <w:rPr>
+          <w:lang w:val="en-US"/>
+        </w:rPr>
+      </w:pPr>
+      <w:r>
+        <w:rPr>
+          <w:lang w:val="en-US"/>
+        </w:rPr>
+        <w:t>Seq Scan on order_items</w:t>
+      </w:r>
+    </w:p>
+    <w:p>
+      <w:pPr>
+        <w:rPr>
+          <w:lang w:val="en-US"/>
+        </w:rPr>
+      </w:pPr>
+    </w:p>
+    <w:p>
+      <w:pPr>
+        <w:rPr>
+          <w:lang w:val="nl-NL"/>
+        </w:rPr>
+      </w:pPr>
+      <w:r>
+        <w:rPr>
+          <w:lang w:val="nl-NL"/>
+        </w:rPr>
+        <w:t>PostgreSQL moest vrijwel alle records scannen om één bestelling van één gebruiker te vinden.</w:t>
       </w:r>
     </w:p>
     <w:p>
@@ -2243,12 +1932,12 @@
       <w:pPr>
         <w:pStyle w:val="Heading2"/>
         <w:rPr>
-          <w:lang w:val="nl-NL"/>
-        </w:rPr>
-      </w:pPr>
-      <w:r>
-        <w:rPr>
-          <w:lang w:val="nl-NL"/>
+          <w:lang w:val="en-US"/>
+        </w:rPr>
+      </w:pPr>
+      <w:r>
+        <w:rPr>
+          <w:lang w:val="en-US"/>
         </w:rPr>
         <w:t>Met indexen</w:t>
       </w:r>
@@ -2256,12 +1945,12 @@
     <w:p>
       <w:pPr>
         <w:rPr>
-          <w:lang w:val="nl-NL"/>
-        </w:rPr>
-      </w:pPr>
-      <w:r>
-        <w:rPr>
-          <w:lang w:val="nl-NL"/>
+          <w:lang w:val="en-US"/>
+        </w:rPr>
+      </w:pPr>
+      <w:r>
+        <w:rPr>
+          <w:lang w:val="en-US"/>
         </w:rPr>
         <w:t>Toegevoegde indexen:</w:t>
       </w:r>
@@ -2272,55 +1961,38 @@
           <w:lang w:val="en-US"/>
         </w:rPr>
       </w:pPr>
-      <w:proofErr w:type="spellStart"/>
       <w:r>
         <w:rPr>
           <w:lang w:val="en-US"/>
         </w:rPr>
         <w:t>idx_orders_user_id</w:t>
       </w:r>
-      <w:proofErr w:type="spellEnd"/>
       <w:r>
         <w:rPr>
           <w:lang w:val="en-US"/>
         </w:rPr>
         <w:br/>
-      </w:r>
-      <w:proofErr w:type="spellStart"/>
-      <w:r>
-        <w:rPr>
-          <w:lang w:val="en-US"/>
-        </w:rPr>
         <w:t>idx_order_items_order_id</w:t>
       </w:r>
-      <w:proofErr w:type="spellEnd"/>
-    </w:p>
-    <w:p>
-      <w:pPr>
-        <w:rPr>
-          <w:lang w:val="en-US"/>
-        </w:rPr>
-      </w:pPr>
-    </w:p>
-    <w:p>
-      <w:pPr>
-        <w:rPr>
-          <w:lang w:val="nl-NL"/>
-        </w:rPr>
-      </w:pPr>
-      <w:proofErr w:type="spellStart"/>
-      <w:r>
-        <w:rPr>
-          <w:lang w:val="nl-NL"/>
-        </w:rPr>
-        <w:t>Execution</w:t>
-      </w:r>
-      <w:proofErr w:type="spellEnd"/>
-      <w:r>
-        <w:rPr>
-          <w:lang w:val="nl-NL"/>
-        </w:rPr>
-        <w:t xml:space="preserve"> Time:</w:t>
+    </w:p>
+    <w:p>
+      <w:pPr>
+        <w:rPr>
+          <w:lang w:val="en-US"/>
+        </w:rPr>
+      </w:pPr>
+    </w:p>
+    <w:p>
+      <w:pPr>
+        <w:rPr>
+          <w:lang w:val="en-US"/>
+        </w:rPr>
+      </w:pPr>
+      <w:r>
+        <w:rPr>
+          <w:lang w:val="en-US"/>
+        </w:rPr>
+        <w:t>Execution Time:</w:t>
       </w:r>
     </w:p>
     <w:p>
@@ -2376,19 +2048,11 @@
           <w:lang w:val="nl-NL"/>
         </w:rPr>
       </w:pPr>
-      <w:proofErr w:type="gramStart"/>
-      <w:r>
-        <w:rPr>
-          <w:lang w:val="nl-NL"/>
-        </w:rPr>
-        <w:t>9.114 /</w:t>
-      </w:r>
-      <w:proofErr w:type="gramEnd"/>
-      <w:r>
-        <w:rPr>
-          <w:lang w:val="nl-NL"/>
-        </w:rPr>
-        <w:t xml:space="preserve"> 0.234 ≈ 39x sneller</w:t>
+      <w:r>
+        <w:rPr>
+          <w:lang w:val="nl-NL"/>
+        </w:rPr>
+        <w:t>9.114 / 0.234 ≈ 39x sneller</w:t>
       </w:r>
     </w:p>
     <w:p>
@@ -2422,21 +2086,7 @@
         <w:rPr>
           <w:lang w:val="nl-NL"/>
         </w:rPr>
-        <w:t xml:space="preserve">Door de </w:t>
-      </w:r>
-      <w:proofErr w:type="spellStart"/>
-      <w:r>
-        <w:rPr>
-          <w:lang w:val="nl-NL"/>
-        </w:rPr>
-        <w:t>foreign-key</w:t>
-      </w:r>
-      <w:proofErr w:type="spellEnd"/>
-      <w:r>
-        <w:rPr>
-          <w:lang w:val="nl-NL"/>
-        </w:rPr>
-        <w:t xml:space="preserve"> kolommen te indexeren worden volledige tabelscans vervangen door Index Scans. De responstijd daalde van 9,1 ms naar 0,23 ms.</w:t>
+        <w:t>Door de foreign-key kolommen te indexeren worden volledige tabelscans vervangen door Index Scans. De responstijd daalde van 9,1 ms naar 0,23 ms.</w:t>
       </w:r>
     </w:p>
     <w:p>
@@ -2476,21 +2126,7 @@
           <w:lang w:val="nl-NL"/>
         </w:rPr>
         <w:lastRenderedPageBreak/>
-        <w:t xml:space="preserve">Test 02 – </w:t>
-      </w:r>
-      <w:proofErr w:type="spellStart"/>
-      <w:r>
-        <w:rPr>
-          <w:lang w:val="nl-NL"/>
-        </w:rPr>
-        <w:t>Admin</w:t>
-      </w:r>
-      <w:proofErr w:type="spellEnd"/>
-      <w:r>
-        <w:rPr>
-          <w:lang w:val="nl-NL"/>
-        </w:rPr>
-        <w:t xml:space="preserve"> Analytics</w:t>
+        <w:t>Test 02 – Admin Analytics</w:t>
       </w:r>
       <w:bookmarkEnd w:id="3"/>
     </w:p>
@@ -2531,49 +2167,27 @@
         <w:rPr>
           <w:lang w:val="en-US"/>
         </w:rPr>
-        <w:t xml:space="preserve">23.178 </w:t>
-      </w:r>
-      <w:proofErr w:type="spellStart"/>
-      <w:r>
-        <w:rPr>
-          <w:lang w:val="en-US"/>
-        </w:rPr>
-        <w:t>ms</w:t>
-      </w:r>
-      <w:proofErr w:type="spellEnd"/>
-    </w:p>
-    <w:p>
-      <w:pPr>
-        <w:rPr>
-          <w:lang w:val="en-US"/>
-        </w:rPr>
-      </w:pPr>
-    </w:p>
-    <w:p>
-      <w:pPr>
-        <w:rPr>
-          <w:lang w:val="en-US"/>
-        </w:rPr>
-      </w:pPr>
-      <w:r>
-        <w:rPr>
-          <w:lang w:val="en-US"/>
-        </w:rPr>
-        <w:t xml:space="preserve">De query </w:t>
-      </w:r>
-      <w:proofErr w:type="spellStart"/>
-      <w:r>
-        <w:rPr>
-          <w:lang w:val="en-US"/>
-        </w:rPr>
-        <w:t>gebruikte</w:t>
-      </w:r>
-      <w:proofErr w:type="spellEnd"/>
-      <w:r>
-        <w:rPr>
-          <w:lang w:val="en-US"/>
-        </w:rPr>
-        <w:t>:</w:t>
+        <w:t>23.178 ms</w:t>
+      </w:r>
+    </w:p>
+    <w:p>
+      <w:pPr>
+        <w:rPr>
+          <w:lang w:val="en-US"/>
+        </w:rPr>
+      </w:pPr>
+    </w:p>
+    <w:p>
+      <w:pPr>
+        <w:rPr>
+          <w:lang w:val="en-US"/>
+        </w:rPr>
+      </w:pPr>
+      <w:r>
+        <w:rPr>
+          <w:lang w:val="en-US"/>
+        </w:rPr>
+        <w:t>De query gebruikte:</w:t>
       </w:r>
     </w:p>
     <w:p>
@@ -2593,16 +2207,8 @@
           <w:lang w:val="en-US"/>
         </w:rPr>
         <w:br/>
-        <w:t xml:space="preserve">Seq Scan on </w:t>
-      </w:r>
-      <w:proofErr w:type="spellStart"/>
-      <w:r>
-        <w:rPr>
-          <w:lang w:val="en-US"/>
-        </w:rPr>
-        <w:t>order_items</w:t>
-      </w:r>
-      <w:proofErr w:type="spellEnd"/>
+        <w:t>Seq Scan on order_items</w:t>
+      </w:r>
       <w:r>
         <w:rPr>
           <w:lang w:val="en-US"/>
@@ -2675,16 +2281,8 @@
         <w:rPr>
           <w:lang w:val="en-US"/>
         </w:rPr>
-        <w:t xml:space="preserve">21.701 </w:t>
-      </w:r>
-      <w:proofErr w:type="spellStart"/>
-      <w:r>
-        <w:rPr>
-          <w:lang w:val="en-US"/>
-        </w:rPr>
-        <w:t>ms</w:t>
-      </w:r>
-      <w:proofErr w:type="spellEnd"/>
+        <w:t>21.701 ms</w:t>
+      </w:r>
     </w:p>
     <w:p>
       <w:pPr>
@@ -2700,40 +2298,24 @@
           <w:lang w:val="en-US"/>
         </w:rPr>
       </w:pPr>
-      <w:proofErr w:type="spellStart"/>
       <w:r>
         <w:rPr>
           <w:lang w:val="en-US"/>
         </w:rPr>
         <w:t>Verbetering</w:t>
       </w:r>
-      <w:proofErr w:type="spellEnd"/>
-    </w:p>
-    <w:p>
-      <w:pPr>
-        <w:rPr>
-          <w:lang w:val="nl-NL"/>
-        </w:rPr>
-      </w:pPr>
-      <w:r>
-        <w:rPr>
-          <w:lang w:val="nl-NL"/>
-        </w:rPr>
-        <w:t>(23.178 - 21.701</w:t>
-      </w:r>
-      <w:proofErr w:type="gramStart"/>
-      <w:r>
-        <w:rPr>
-          <w:lang w:val="nl-NL"/>
-        </w:rPr>
-        <w:t>) /</w:t>
-      </w:r>
-      <w:proofErr w:type="gramEnd"/>
-      <w:r>
-        <w:rPr>
-          <w:lang w:val="nl-NL"/>
-        </w:rPr>
-        <w:t xml:space="preserve"> 23.178 × 100</w:t>
+    </w:p>
+    <w:p>
+      <w:pPr>
+        <w:rPr>
+          <w:lang w:val="nl-NL"/>
+        </w:rPr>
+      </w:pPr>
+      <w:r>
+        <w:rPr>
+          <w:lang w:val="nl-NL"/>
+        </w:rPr>
+        <w:t>(23.178 - 21.701) / 23.178 × 100</w:t>
       </w:r>
       <w:r>
         <w:rPr>
@@ -2779,21 +2361,7 @@
         <w:rPr>
           <w:lang w:val="nl-NL"/>
         </w:rPr>
-        <w:t xml:space="preserve">De winst is beperkt. </w:t>
-      </w:r>
-      <w:proofErr w:type="spellStart"/>
-      <w:r>
-        <w:rPr>
-          <w:lang w:val="nl-NL"/>
-        </w:rPr>
-        <w:t>PostgreSQL</w:t>
-      </w:r>
-      <w:proofErr w:type="spellEnd"/>
-      <w:r>
-        <w:rPr>
-          <w:lang w:val="nl-NL"/>
-        </w:rPr>
-        <w:t xml:space="preserve"> kiest nog steeds voor een volledige scan omdat ongeveer 50% van de orders aan de filter voldoet.</w:t>
+        <w:t>De winst is beperkt. PostgreSQL kiest nog steeds voor een volledige scan omdat ongeveer 50% van de orders aan de filter voldoet.</w:t>
       </w:r>
     </w:p>
     <w:p>
@@ -2918,43 +2486,25 @@
           <w:lang w:val="nl-NL"/>
         </w:rPr>
       </w:pPr>
-      <w:proofErr w:type="spellStart"/>
-      <w:r>
-        <w:rPr>
-          <w:lang w:val="nl-NL"/>
-        </w:rPr>
-        <w:t>Sort</w:t>
-      </w:r>
-      <w:proofErr w:type="spellEnd"/>
-      <w:r>
-        <w:rPr>
-          <w:lang w:val="nl-NL"/>
-        </w:rPr>
-        <w:t xml:space="preserve"> Method: top-N </w:t>
-      </w:r>
-      <w:proofErr w:type="spellStart"/>
-      <w:r>
-        <w:rPr>
-          <w:lang w:val="nl-NL"/>
-        </w:rPr>
-        <w:t>heapsort</w:t>
-      </w:r>
-      <w:proofErr w:type="spellEnd"/>
-    </w:p>
-    <w:p>
-      <w:pPr>
-        <w:rPr>
-          <w:lang w:val="en-US"/>
-        </w:rPr>
-      </w:pPr>
-      <w:proofErr w:type="spellStart"/>
+      <w:r>
+        <w:rPr>
+          <w:lang w:val="nl-NL"/>
+        </w:rPr>
+        <w:t>Sort Method: top-N heapsort</w:t>
+      </w:r>
+    </w:p>
+    <w:p>
+      <w:pPr>
+        <w:rPr>
+          <w:lang w:val="en-US"/>
+        </w:rPr>
+      </w:pPr>
       <w:r>
         <w:rPr>
           <w:lang w:val="en-US"/>
         </w:rPr>
         <w:t>en</w:t>
       </w:r>
-      <w:proofErr w:type="spellEnd"/>
     </w:p>
     <w:p>
       <w:pPr>
@@ -2993,21 +2543,7 @@
         <w:rPr>
           <w:lang w:val="nl-NL"/>
         </w:rPr>
-        <w:t xml:space="preserve">Voor het ophalen van de laatste activiteiten moest </w:t>
-      </w:r>
-      <w:proofErr w:type="spellStart"/>
-      <w:r>
-        <w:rPr>
-          <w:lang w:val="nl-NL"/>
-        </w:rPr>
-        <w:t>PostgreSQL</w:t>
-      </w:r>
-      <w:proofErr w:type="spellEnd"/>
-      <w:r>
-        <w:rPr>
-          <w:lang w:val="nl-NL"/>
-        </w:rPr>
-        <w:t xml:space="preserve"> eerst alle records lezen en daarna sorteren.</w:t>
+        <w:t>Voor het ophalen van de laatste activiteiten moest PostgreSQL eerst alle records lezen en daarna sorteren.</w:t>
       </w:r>
     </w:p>
     <w:p>
@@ -3021,12 +2557,12 @@
       <w:pPr>
         <w:pStyle w:val="Heading2"/>
         <w:rPr>
-          <w:lang w:val="nl-NL"/>
-        </w:rPr>
-      </w:pPr>
-      <w:r>
-        <w:rPr>
-          <w:lang w:val="nl-NL"/>
+          <w:lang w:val="en-US"/>
+        </w:rPr>
+      </w:pPr>
+      <w:r>
+        <w:rPr>
+          <w:lang w:val="en-US"/>
         </w:rPr>
         <w:t>Met index</w:t>
       </w:r>
@@ -3034,12 +2570,12 @@
     <w:p>
       <w:pPr>
         <w:rPr>
-          <w:lang w:val="nl-NL"/>
-        </w:rPr>
-      </w:pPr>
-      <w:r>
-        <w:rPr>
-          <w:lang w:val="nl-NL"/>
+          <w:lang w:val="en-US"/>
+        </w:rPr>
+      </w:pPr>
+      <w:r>
+        <w:rPr>
+          <w:lang w:val="en-US"/>
         </w:rPr>
         <w:t>Toegevoegde indexen:</w:t>
       </w:r>
@@ -3050,48 +2586,31 @@
           <w:lang w:val="en-US"/>
         </w:rPr>
       </w:pPr>
-      <w:proofErr w:type="spellStart"/>
       <w:r>
         <w:rPr>
           <w:lang w:val="en-US"/>
         </w:rPr>
         <w:t>idx_orders_created_at</w:t>
       </w:r>
-      <w:proofErr w:type="spellEnd"/>
       <w:r>
         <w:rPr>
           <w:lang w:val="en-US"/>
         </w:rPr>
         <w:br/>
-      </w:r>
-      <w:proofErr w:type="spellStart"/>
-      <w:r>
-        <w:rPr>
-          <w:lang w:val="en-US"/>
-        </w:rPr>
         <w:t>idx_users_created_at</w:t>
       </w:r>
-      <w:proofErr w:type="spellEnd"/>
-    </w:p>
-    <w:p>
-      <w:pPr>
-        <w:rPr>
-          <w:lang w:val="nl-NL"/>
-        </w:rPr>
-      </w:pPr>
-      <w:proofErr w:type="spellStart"/>
-      <w:r>
-        <w:rPr>
-          <w:lang w:val="nl-NL"/>
-        </w:rPr>
-        <w:t>Execution</w:t>
-      </w:r>
-      <w:proofErr w:type="spellEnd"/>
-      <w:r>
-        <w:rPr>
-          <w:lang w:val="nl-NL"/>
-        </w:rPr>
-        <w:t xml:space="preserve"> Time:</w:t>
+    </w:p>
+    <w:p>
+      <w:pPr>
+        <w:rPr>
+          <w:lang w:val="nl-NL"/>
+        </w:rPr>
+      </w:pPr>
+      <w:r>
+        <w:rPr>
+          <w:lang w:val="nl-NL"/>
+        </w:rPr>
+        <w:t>Execution Time:</w:t>
       </w:r>
     </w:p>
     <w:p>
@@ -3134,19 +2653,11 @@
           <w:lang w:val="nl-NL"/>
         </w:rPr>
       </w:pPr>
-      <w:proofErr w:type="gramStart"/>
-      <w:r>
-        <w:rPr>
-          <w:lang w:val="nl-NL"/>
-        </w:rPr>
-        <w:t>50.706 /</w:t>
-      </w:r>
-      <w:proofErr w:type="gramEnd"/>
-      <w:r>
-        <w:rPr>
-          <w:lang w:val="nl-NL"/>
-        </w:rPr>
-        <w:t xml:space="preserve"> 16.885 ≈ 3x sneller</w:t>
+      <w:r>
+        <w:rPr>
+          <w:lang w:val="nl-NL"/>
+        </w:rPr>
+        <w:t>50.706 / 16.885 ≈ 3x sneller</w:t>
       </w:r>
     </w:p>
     <w:p>
@@ -3180,48 +2691,20 @@
         <w:rPr>
           <w:lang w:val="nl-NL"/>
         </w:rPr>
-        <w:t xml:space="preserve">De index op </w:t>
-      </w:r>
-      <w:proofErr w:type="spellStart"/>
-      <w:r>
-        <w:rPr>
-          <w:lang w:val="nl-NL"/>
-        </w:rPr>
-        <w:t>created_at</w:t>
-      </w:r>
-      <w:proofErr w:type="spellEnd"/>
-      <w:r>
-        <w:rPr>
-          <w:lang w:val="nl-NL"/>
-        </w:rPr>
-        <w:t xml:space="preserve"> maakt het mogelijk om direct de meest recente records op te halen zonder volledige sortering van de dataset.</w:t>
-      </w:r>
-    </w:p>
-    <w:p>
-      <w:pPr>
-        <w:rPr>
-          <w:lang w:val="nl-NL"/>
-        </w:rPr>
-      </w:pPr>
-      <w:r>
-        <w:rPr>
-          <w:lang w:val="nl-NL"/>
-        </w:rPr>
-        <w:t xml:space="preserve">Dit levert een aanzienlijke prestatiewinst op voor </w:t>
-      </w:r>
-      <w:proofErr w:type="spellStart"/>
-      <w:r>
-        <w:rPr>
-          <w:lang w:val="nl-NL"/>
-        </w:rPr>
-        <w:t>activiteitsoverzichten</w:t>
-      </w:r>
-      <w:proofErr w:type="spellEnd"/>
-      <w:r>
-        <w:rPr>
-          <w:lang w:val="nl-NL"/>
-        </w:rPr>
-        <w:t xml:space="preserve"> en dashboards.</w:t>
+        <w:t>De index op created_at maakt het mogelijk om direct de meest recente records op te halen zonder volledige sortering van de dataset.</w:t>
+      </w:r>
+    </w:p>
+    <w:p>
+      <w:pPr>
+        <w:rPr>
+          <w:lang w:val="nl-NL"/>
+        </w:rPr>
+      </w:pPr>
+      <w:r>
+        <w:rPr>
+          <w:lang w:val="nl-NL"/>
+        </w:rPr>
+        <w:t>Dit levert een aanzienlijke prestatiewinst op voor activiteitsoverzichten en dashboards.</w:t>
       </w:r>
     </w:p>
     <w:p>
@@ -3278,51 +2761,8 @@
         <w:rPr>
           <w:lang w:val="nl-NL"/>
         </w:rPr>
-        <w:t xml:space="preserve">Deze test valideert de index </w:t>
-      </w:r>
-      <w:proofErr w:type="spellStart"/>
-      <w:r>
-        <w:rPr>
-          <w:lang w:val="nl-NL"/>
-        </w:rPr>
-        <w:t>idx_game_keys_order_item_id</w:t>
-      </w:r>
-      <w:proofErr w:type="spellEnd"/>
-      <w:r>
-        <w:rPr>
-          <w:lang w:val="nl-NL"/>
-        </w:rPr>
-        <w:t xml:space="preserve">, die werd toegevoegd nadat de statuskolom uit de tabel </w:t>
-      </w:r>
-      <w:proofErr w:type="spellStart"/>
-      <w:r>
-        <w:rPr>
-          <w:lang w:val="nl-NL"/>
-        </w:rPr>
-        <w:t>game_keys</w:t>
-      </w:r>
-      <w:proofErr w:type="spellEnd"/>
-      <w:r>
-        <w:rPr>
-          <w:lang w:val="nl-NL"/>
-        </w:rPr>
-        <w:t xml:space="preserve"> was verwijderd. In de huidige architectuur worden game </w:t>
-      </w:r>
-      <w:proofErr w:type="spellStart"/>
-      <w:r>
-        <w:rPr>
-          <w:lang w:val="nl-NL"/>
-        </w:rPr>
-        <w:t>keys</w:t>
-      </w:r>
-      <w:proofErr w:type="spellEnd"/>
-      <w:r>
-        <w:rPr>
-          <w:lang w:val="nl-NL"/>
-        </w:rPr>
-        <w:t xml:space="preserve"> niet langer beheerd als inventaris met statussen zoals </w:t>
-      </w:r>
-      <w:proofErr w:type="spellStart"/>
+        <w:t xml:space="preserve">Deze test valideert de index idx_game_keys_order_item_id, die werd toegevoegd nadat de statuskolom uit de tabel game_keys was verwijderd. In de huidige architectuur worden game keys niet langer beheerd als inventaris met statussen zoals </w:t>
+      </w:r>
       <w:r>
         <w:rPr>
           <w:i/>
@@ -3331,14 +2771,12 @@
         </w:rPr>
         <w:t>available</w:t>
       </w:r>
-      <w:proofErr w:type="spellEnd"/>
       <w:r>
         <w:rPr>
           <w:lang w:val="nl-NL"/>
         </w:rPr>
         <w:t xml:space="preserve"> of </w:t>
       </w:r>
-      <w:proofErr w:type="spellStart"/>
       <w:r>
         <w:rPr>
           <w:i/>
@@ -3347,95 +2785,24 @@
         </w:rPr>
         <w:t>sold</w:t>
       </w:r>
-      <w:proofErr w:type="spellEnd"/>
-      <w:r>
-        <w:rPr>
-          <w:lang w:val="nl-NL"/>
-        </w:rPr>
-        <w:t xml:space="preserve">, maar uitsluitend gekoppeld aan een bestelling via </w:t>
-      </w:r>
-      <w:proofErr w:type="spellStart"/>
-      <w:r>
-        <w:rPr>
-          <w:lang w:val="nl-NL"/>
-        </w:rPr>
-        <w:t>order_item_id</w:t>
-      </w:r>
-      <w:proofErr w:type="spellEnd"/>
-      <w:r>
-        <w:rPr>
-          <w:lang w:val="nl-NL"/>
-        </w:rPr>
-        <w:t>.</w:t>
-      </w:r>
-    </w:p>
-    <w:p>
-      <w:pPr>
-        <w:rPr>
-          <w:lang w:val="nl-NL"/>
-        </w:rPr>
-      </w:pPr>
-      <w:r>
-        <w:rPr>
-          <w:lang w:val="nl-NL"/>
-        </w:rPr>
-        <w:t xml:space="preserve">Omdat </w:t>
-      </w:r>
-      <w:proofErr w:type="spellStart"/>
-      <w:r>
-        <w:rPr>
-          <w:lang w:val="nl-NL"/>
-        </w:rPr>
-        <w:t>PostgreSQL</w:t>
-      </w:r>
-      <w:proofErr w:type="spellEnd"/>
-      <w:r>
-        <w:rPr>
-          <w:lang w:val="nl-NL"/>
-        </w:rPr>
-        <w:t xml:space="preserve"> </w:t>
-      </w:r>
-      <w:proofErr w:type="spellStart"/>
-      <w:r>
-        <w:rPr>
-          <w:lang w:val="nl-NL"/>
-        </w:rPr>
-        <w:t>foreign</w:t>
-      </w:r>
-      <w:proofErr w:type="spellEnd"/>
-      <w:r>
-        <w:rPr>
-          <w:lang w:val="nl-NL"/>
-        </w:rPr>
-        <w:t xml:space="preserve"> </w:t>
-      </w:r>
-      <w:proofErr w:type="spellStart"/>
-      <w:r>
-        <w:rPr>
-          <w:lang w:val="nl-NL"/>
-        </w:rPr>
-        <w:t>keys</w:t>
-      </w:r>
-      <w:proofErr w:type="spellEnd"/>
-      <w:r>
-        <w:rPr>
-          <w:lang w:val="nl-NL"/>
-        </w:rPr>
-        <w:t xml:space="preserve"> niet automatisch indexeert, werd een expliciete index toegevoegd op </w:t>
-      </w:r>
-      <w:proofErr w:type="spellStart"/>
-      <w:r>
-        <w:rPr>
-          <w:lang w:val="nl-NL"/>
-        </w:rPr>
-        <w:t>order_item_id</w:t>
-      </w:r>
-      <w:proofErr w:type="spellEnd"/>
-      <w:r>
-        <w:rPr>
-          <w:lang w:val="nl-NL"/>
-        </w:rPr>
-        <w:t xml:space="preserve"> om opzoekacties te optimaliseren.</w:t>
+      <w:r>
+        <w:rPr>
+          <w:lang w:val="nl-NL"/>
+        </w:rPr>
+        <w:t>, maar uitsluitend gekoppeld aan een bestelling via order_item_id.</w:t>
+      </w:r>
+    </w:p>
+    <w:p>
+      <w:pPr>
+        <w:rPr>
+          <w:lang w:val="nl-NL"/>
+        </w:rPr>
+      </w:pPr>
+      <w:r>
+        <w:rPr>
+          <w:lang w:val="nl-NL"/>
+        </w:rPr>
+        <w:t>Omdat PostgreSQL foreign keys niet automatisch indexeert, werd een expliciete index toegevoegd op order_item_id om opzoekacties te optimaliseren.</w:t>
       </w:r>
     </w:p>
     <w:p>
@@ -3452,76 +2819,38 @@
           <w:lang w:val="en-US"/>
         </w:rPr>
       </w:pPr>
-      <w:proofErr w:type="spellStart"/>
-      <w:r>
-        <w:rPr>
-          <w:lang w:val="en-US"/>
-        </w:rPr>
-        <w:t>Resultaten</w:t>
-      </w:r>
-      <w:proofErr w:type="spellEnd"/>
-      <w:r>
-        <w:rPr>
-          <w:lang w:val="en-US"/>
-        </w:rPr>
-        <w:t xml:space="preserve"> </w:t>
-      </w:r>
-      <w:proofErr w:type="spellStart"/>
-      <w:r>
-        <w:rPr>
-          <w:lang w:val="en-US"/>
-        </w:rPr>
-        <w:t>zonder</w:t>
-      </w:r>
-      <w:proofErr w:type="spellEnd"/>
-      <w:r>
-        <w:rPr>
-          <w:lang w:val="en-US"/>
-        </w:rPr>
-        <w:t xml:space="preserve"> index</w:t>
-      </w:r>
-    </w:p>
-    <w:p>
-      <w:pPr>
-        <w:rPr>
-          <w:lang w:val="en-US"/>
-        </w:rPr>
-      </w:pPr>
-      <w:proofErr w:type="spellStart"/>
-      <w:r>
-        <w:rPr>
-          <w:lang w:val="en-US"/>
-        </w:rPr>
-        <w:t>Queryplan</w:t>
-      </w:r>
-      <w:proofErr w:type="spellEnd"/>
-      <w:r>
-        <w:rPr>
-          <w:lang w:val="en-US"/>
-        </w:rPr>
-        <w:t>:</w:t>
-      </w:r>
-    </w:p>
-    <w:p>
-      <w:pPr>
-        <w:rPr>
-          <w:lang w:val="en-US"/>
-        </w:rPr>
-      </w:pPr>
-      <w:r>
-        <w:rPr>
-          <w:lang w:val="en-US"/>
-        </w:rPr>
-        <w:t xml:space="preserve">Seq Scan on </w:t>
-      </w:r>
-      <w:proofErr w:type="spellStart"/>
-      <w:r>
-        <w:rPr>
-          <w:lang w:val="en-US"/>
-        </w:rPr>
-        <w:t>game_keys</w:t>
-      </w:r>
-      <w:proofErr w:type="spellEnd"/>
+      <w:r>
+        <w:rPr>
+          <w:lang w:val="en-US"/>
+        </w:rPr>
+        <w:t>Resultaten zonder index</w:t>
+      </w:r>
+    </w:p>
+    <w:p>
+      <w:pPr>
+        <w:rPr>
+          <w:lang w:val="en-US"/>
+        </w:rPr>
+      </w:pPr>
+      <w:r>
+        <w:rPr>
+          <w:lang w:val="en-US"/>
+        </w:rPr>
+        <w:t>Queryplan:</w:t>
+      </w:r>
+    </w:p>
+    <w:p>
+      <w:pPr>
+        <w:rPr>
+          <w:lang w:val="en-US"/>
+        </w:rPr>
+      </w:pPr>
+      <w:r>
+        <w:rPr>
+          <w:lang w:val="en-US"/>
+        </w:rPr>
+        <w:t>Seq Scan on game_keys</w:t>
+      </w:r>
     </w:p>
     <w:p>
       <w:pPr>
@@ -3546,63 +2875,27 @@
         <w:rPr>
           <w:lang w:val="en-US"/>
         </w:rPr>
-        <w:t xml:space="preserve">Execution Time: 11.379 </w:t>
-      </w:r>
-      <w:proofErr w:type="spellStart"/>
-      <w:r>
-        <w:rPr>
-          <w:lang w:val="en-US"/>
-        </w:rPr>
-        <w:t>ms</w:t>
-      </w:r>
-      <w:proofErr w:type="spellEnd"/>
-    </w:p>
-    <w:p>
-      <w:pPr>
-        <w:rPr>
-          <w:lang w:val="en-US"/>
-        </w:rPr>
-      </w:pPr>
-    </w:p>
-    <w:p>
-      <w:pPr>
-        <w:rPr>
-          <w:lang w:val="nl-NL"/>
-        </w:rPr>
-      </w:pPr>
-      <w:r>
-        <w:rPr>
-          <w:lang w:val="nl-NL"/>
-        </w:rPr>
-        <w:t xml:space="preserve">De database moest de volledige tabel </w:t>
-      </w:r>
-      <w:proofErr w:type="spellStart"/>
-      <w:r>
-        <w:rPr>
-          <w:lang w:val="nl-NL"/>
-        </w:rPr>
-        <w:t>game_keys</w:t>
-      </w:r>
-      <w:proofErr w:type="spellEnd"/>
-      <w:r>
-        <w:rPr>
-          <w:lang w:val="nl-NL"/>
-        </w:rPr>
-        <w:t xml:space="preserve"> scannen om een match te vinden. Alle 10.000 records werden gecontroleerd, wat resulteerde in een volledige tabelscan (</w:t>
-      </w:r>
-      <w:proofErr w:type="spellStart"/>
-      <w:r>
-        <w:rPr>
-          <w:lang w:val="nl-NL"/>
-        </w:rPr>
-        <w:t>Seq</w:t>
-      </w:r>
-      <w:proofErr w:type="spellEnd"/>
-      <w:r>
-        <w:rPr>
-          <w:lang w:val="nl-NL"/>
-        </w:rPr>
-        <w:t xml:space="preserve"> Scan).</w:t>
+        <w:t>Execution Time: 11.379 ms</w:t>
+      </w:r>
+    </w:p>
+    <w:p>
+      <w:pPr>
+        <w:rPr>
+          <w:lang w:val="en-US"/>
+        </w:rPr>
+      </w:pPr>
+    </w:p>
+    <w:p>
+      <w:pPr>
+        <w:rPr>
+          <w:lang w:val="nl-NL"/>
+        </w:rPr>
+      </w:pPr>
+      <w:r>
+        <w:rPr>
+          <w:lang w:val="nl-NL"/>
+        </w:rPr>
+        <w:t>De database moest de volledige tabel game_keys scannen om een match te vinden. Alle 10.000 records werden gecontroleerd, wat resulteerde in een volledige tabelscan (Seq Scan).</w:t>
       </w:r>
     </w:p>
     <w:p>
@@ -3619,109 +2912,63 @@
           <w:lang w:val="en-US"/>
         </w:rPr>
       </w:pPr>
-      <w:proofErr w:type="spellStart"/>
-      <w:r>
-        <w:rPr>
-          <w:lang w:val="en-US"/>
-        </w:rPr>
-        <w:t>Resultaten</w:t>
-      </w:r>
-      <w:proofErr w:type="spellEnd"/>
-      <w:r>
-        <w:rPr>
-          <w:lang w:val="en-US"/>
-        </w:rPr>
-        <w:t xml:space="preserve"> met index</w:t>
-      </w:r>
-    </w:p>
-    <w:p>
-      <w:pPr>
-        <w:rPr>
-          <w:lang w:val="en-US"/>
-        </w:rPr>
-      </w:pPr>
-      <w:proofErr w:type="spellStart"/>
-      <w:r>
-        <w:rPr>
-          <w:lang w:val="en-US"/>
-        </w:rPr>
-        <w:t>Queryplan</w:t>
-      </w:r>
-      <w:proofErr w:type="spellEnd"/>
-      <w:r>
-        <w:rPr>
-          <w:lang w:val="en-US"/>
-        </w:rPr>
-        <w:t>:</w:t>
-      </w:r>
-    </w:p>
-    <w:p>
-      <w:pPr>
-        <w:rPr>
-          <w:lang w:val="en-US"/>
-        </w:rPr>
-      </w:pPr>
-      <w:r>
-        <w:rPr>
-          <w:lang w:val="en-US"/>
-        </w:rPr>
-        <w:t xml:space="preserve">Index Scan using </w:t>
-      </w:r>
-      <w:proofErr w:type="spellStart"/>
-      <w:r>
-        <w:rPr>
-          <w:lang w:val="en-US"/>
-        </w:rPr>
-        <w:t>idx_game_keys_order_item_id</w:t>
-      </w:r>
-      <w:proofErr w:type="spellEnd"/>
-    </w:p>
-    <w:p>
-      <w:pPr>
-        <w:rPr>
-          <w:lang w:val="nl-NL"/>
-        </w:rPr>
-      </w:pPr>
-      <w:proofErr w:type="spellStart"/>
-      <w:r>
-        <w:rPr>
-          <w:lang w:val="nl-NL"/>
-        </w:rPr>
-        <w:t>Execution</w:t>
-      </w:r>
-      <w:proofErr w:type="spellEnd"/>
-      <w:r>
-        <w:rPr>
-          <w:lang w:val="nl-NL"/>
-        </w:rPr>
-        <w:t xml:space="preserve"> Time: 0.160 ms</w:t>
-      </w:r>
-    </w:p>
-    <w:p>
-      <w:pPr>
-        <w:rPr>
-          <w:lang w:val="nl-NL"/>
-        </w:rPr>
-      </w:pPr>
-      <w:r>
-        <w:rPr>
-          <w:lang w:val="nl-NL"/>
-        </w:rPr>
-        <w:t xml:space="preserve">Na het toevoegen van de index werd direct gebruikgemaakt van een Index Scan. Hierdoor hoefde </w:t>
-      </w:r>
-      <w:proofErr w:type="spellStart"/>
-      <w:r>
-        <w:rPr>
-          <w:lang w:val="nl-NL"/>
-        </w:rPr>
-        <w:t>PostgreSQL</w:t>
-      </w:r>
-      <w:proofErr w:type="spellEnd"/>
-      <w:r>
-        <w:rPr>
-          <w:lang w:val="nl-NL"/>
-        </w:rPr>
-        <w:t xml:space="preserve"> slechts een zeer klein gedeelte van de index te raadplegen in plaats van de volledige tabel te doorzoeken.</w:t>
+      <w:r>
+        <w:rPr>
+          <w:lang w:val="en-US"/>
+        </w:rPr>
+        <w:t>Resultaten met index</w:t>
+      </w:r>
+    </w:p>
+    <w:p>
+      <w:pPr>
+        <w:rPr>
+          <w:lang w:val="en-US"/>
+        </w:rPr>
+      </w:pPr>
+      <w:r>
+        <w:rPr>
+          <w:lang w:val="en-US"/>
+        </w:rPr>
+        <w:t>Queryplan:</w:t>
+      </w:r>
+    </w:p>
+    <w:p>
+      <w:pPr>
+        <w:rPr>
+          <w:lang w:val="en-US"/>
+        </w:rPr>
+      </w:pPr>
+      <w:r>
+        <w:rPr>
+          <w:lang w:val="en-US"/>
+        </w:rPr>
+        <w:t>Index Scan using idx_game_keys_order_item_id</w:t>
+      </w:r>
+    </w:p>
+    <w:p>
+      <w:pPr>
+        <w:rPr>
+          <w:lang w:val="nl-NL"/>
+        </w:rPr>
+      </w:pPr>
+      <w:r>
+        <w:rPr>
+          <w:lang w:val="nl-NL"/>
+        </w:rPr>
+        <w:t>Execution Time: 0.160 ms</w:t>
+      </w:r>
+    </w:p>
+    <w:p>
+      <w:pPr>
+        <w:rPr>
+          <w:lang w:val="nl-NL"/>
+        </w:rPr>
+      </w:pPr>
+      <w:r>
+        <w:rPr>
+          <w:lang w:val="nl-NL"/>
+        </w:rPr>
+        <w:t>Na het toevoegen van de index werd direct gebruikgemaakt van een Index Scan. Hierdoor hoefde PostgreSQL slechts een zeer klein gedeelte van de index te raadplegen in plaats van de volledige tabel te doorzoeken.</w:t>
       </w:r>
     </w:p>
     <w:p>
@@ -3883,19 +3130,11 @@
                 <w:lang w:val="nl-NL"/>
               </w:rPr>
             </w:pPr>
-            <w:proofErr w:type="spellStart"/>
-            <w:r>
-              <w:rPr>
-                <w:lang w:val="nl-NL"/>
-              </w:rPr>
-              <w:t>Seq</w:t>
-            </w:r>
-            <w:proofErr w:type="spellEnd"/>
-            <w:r>
-              <w:rPr>
-                <w:lang w:val="nl-NL"/>
-              </w:rPr>
-              <w:t xml:space="preserve"> Scan</w:t>
+            <w:r>
+              <w:rPr>
+                <w:lang w:val="nl-NL"/>
+              </w:rPr>
+              <w:t>Seq Scan</w:t>
             </w:r>
           </w:p>
         </w:tc>
@@ -3995,19 +3234,11 @@
                 <w:lang w:val="nl-NL"/>
               </w:rPr>
             </w:pPr>
-            <w:proofErr w:type="spellStart"/>
-            <w:r>
-              <w:rPr>
-                <w:lang w:val="nl-NL"/>
-              </w:rPr>
-              <w:t>Execution</w:t>
-            </w:r>
-            <w:proofErr w:type="spellEnd"/>
-            <w:r>
-              <w:rPr>
-                <w:lang w:val="nl-NL"/>
-              </w:rPr>
-              <w:t xml:space="preserve"> Time</w:t>
+            <w:r>
+              <w:rPr>
+                <w:lang w:val="nl-NL"/>
+              </w:rPr>
+              <w:t>Execution Time</w:t>
             </w:r>
           </w:p>
         </w:tc>
@@ -4079,19 +3310,11 @@
           <w:lang w:val="nl-NL"/>
         </w:rPr>
       </w:pPr>
-      <w:proofErr w:type="gramStart"/>
-      <w:r>
-        <w:rPr>
-          <w:lang w:val="nl-NL"/>
-        </w:rPr>
-        <w:t>11,379 /</w:t>
-      </w:r>
-      <w:proofErr w:type="gramEnd"/>
-      <w:r>
-        <w:rPr>
-          <w:lang w:val="nl-NL"/>
-        </w:rPr>
-        <w:t xml:space="preserve"> 0,160 ≈ 71x sneller</w:t>
+      <w:r>
+        <w:rPr>
+          <w:lang w:val="nl-NL"/>
+        </w:rPr>
+        <w:t>11,379 / 0,160 ≈ 71x sneller</w:t>
       </w:r>
     </w:p>
     <w:p>
@@ -4110,122 +3333,50 @@
           <w:lang w:val="nl-NL"/>
         </w:rPr>
       </w:pPr>
-      <w:proofErr w:type="spellStart"/>
-      <w:r>
-        <w:rPr>
-          <w:lang w:val="nl-NL"/>
-        </w:rPr>
-        <w:t>Join</w:t>
-      </w:r>
-      <w:proofErr w:type="spellEnd"/>
-      <w:r>
-        <w:rPr>
-          <w:lang w:val="nl-NL"/>
-        </w:rPr>
-        <w:t>-test</w:t>
-      </w:r>
-    </w:p>
-    <w:p>
-      <w:pPr>
-        <w:rPr>
-          <w:lang w:val="nl-NL"/>
-        </w:rPr>
-      </w:pPr>
-      <w:r>
-        <w:rPr>
-          <w:lang w:val="nl-NL"/>
-        </w:rPr>
-        <w:t xml:space="preserve">Daarnaast werd een </w:t>
-      </w:r>
-      <w:proofErr w:type="spellStart"/>
-      <w:r>
-        <w:rPr>
-          <w:lang w:val="nl-NL"/>
-        </w:rPr>
-        <w:t>join</w:t>
-      </w:r>
-      <w:proofErr w:type="spellEnd"/>
-      <w:r>
-        <w:rPr>
-          <w:lang w:val="nl-NL"/>
-        </w:rPr>
-        <w:t xml:space="preserve"> uitgevoerd tussen </w:t>
-      </w:r>
-      <w:proofErr w:type="spellStart"/>
-      <w:r>
-        <w:rPr>
-          <w:lang w:val="nl-NL"/>
-        </w:rPr>
-        <w:t>order_items</w:t>
-      </w:r>
-      <w:proofErr w:type="spellEnd"/>
-      <w:r>
-        <w:rPr>
-          <w:lang w:val="nl-NL"/>
-        </w:rPr>
-        <w:t xml:space="preserve"> en </w:t>
-      </w:r>
-      <w:proofErr w:type="spellStart"/>
-      <w:r>
-        <w:rPr>
-          <w:lang w:val="nl-NL"/>
-        </w:rPr>
-        <w:t>game_keys</w:t>
-      </w:r>
-      <w:proofErr w:type="spellEnd"/>
-      <w:r>
-        <w:rPr>
-          <w:lang w:val="nl-NL"/>
-        </w:rPr>
-        <w:t>.</w:t>
-      </w:r>
-    </w:p>
-    <w:p>
-      <w:pPr>
-        <w:rPr>
-          <w:lang w:val="nl-NL"/>
-        </w:rPr>
-      </w:pPr>
-      <w:proofErr w:type="spellStart"/>
-      <w:r>
-        <w:rPr>
-          <w:lang w:val="nl-NL"/>
-        </w:rPr>
-        <w:t>Execution</w:t>
-      </w:r>
-      <w:proofErr w:type="spellEnd"/>
-      <w:r>
-        <w:rPr>
-          <w:lang w:val="nl-NL"/>
-        </w:rPr>
-        <w:t xml:space="preserve"> Time: 0.477 ms</w:t>
-      </w:r>
-    </w:p>
-    <w:p>
-      <w:pPr>
-        <w:rPr>
-          <w:lang w:val="nl-NL"/>
-        </w:rPr>
-      </w:pPr>
-      <w:r>
-        <w:rPr>
-          <w:lang w:val="nl-NL"/>
-        </w:rPr>
-        <w:t xml:space="preserve">Het queryplan gebruikte wederom de index </w:t>
-      </w:r>
-      <w:proofErr w:type="spellStart"/>
-      <w:r>
-        <w:rPr>
-          <w:lang w:val="nl-NL"/>
-        </w:rPr>
-        <w:t>idx_game_keys_order_item_id</w:t>
-      </w:r>
-      <w:proofErr w:type="spellEnd"/>
-      <w:r>
-        <w:rPr>
-          <w:lang w:val="nl-NL"/>
-        </w:rPr>
-        <w:t>, waardoor de koppeling tussen beide tabellen efficiënt kon worden uitgevoerd.</w:t>
+      <w:r>
+        <w:rPr>
+          <w:lang w:val="nl-NL"/>
+        </w:rPr>
+        <w:t>Join-test</w:t>
+      </w:r>
+    </w:p>
+    <w:p>
+      <w:pPr>
+        <w:rPr>
+          <w:lang w:val="nl-NL"/>
+        </w:rPr>
+      </w:pPr>
+      <w:r>
+        <w:rPr>
+          <w:lang w:val="nl-NL"/>
+        </w:rPr>
+        <w:t>Daarnaast werd een join uitgevoerd tussen order_items en game_keys.</w:t>
+      </w:r>
+    </w:p>
+    <w:p>
+      <w:pPr>
+        <w:rPr>
+          <w:lang w:val="nl-NL"/>
+        </w:rPr>
+      </w:pPr>
+      <w:r>
+        <w:rPr>
+          <w:lang w:val="nl-NL"/>
+        </w:rPr>
+        <w:t>Execution Time: 0.477 ms</w:t>
+      </w:r>
+    </w:p>
+    <w:p>
+      <w:pPr>
+        <w:rPr>
+          <w:lang w:val="nl-NL"/>
+        </w:rPr>
+      </w:pPr>
+      <w:r>
+        <w:rPr>
+          <w:lang w:val="nl-NL"/>
+        </w:rPr>
+        <w:t>Het queryplan gebruikte wederom de index idx_game_keys_order_item_id, waardoor de koppeling tussen beide tabellen efficiënt kon worden uitgevoerd.</w:t>
       </w:r>
     </w:p>
     <w:p>
@@ -4261,35 +3412,7 @@
         <w:rPr>
           <w:lang w:val="nl-NL"/>
         </w:rPr>
-        <w:t xml:space="preserve">De index op </w:t>
-      </w:r>
-      <w:proofErr w:type="spellStart"/>
-      <w:r>
-        <w:rPr>
-          <w:lang w:val="nl-NL"/>
-        </w:rPr>
-        <w:t>order_item_id</w:t>
-      </w:r>
-      <w:proofErr w:type="spellEnd"/>
-      <w:r>
-        <w:rPr>
-          <w:lang w:val="nl-NL"/>
-        </w:rPr>
-        <w:t xml:space="preserve"> levert een aanzienlijke prestatiewinst op. Waar zonder index een volledige tabelscan noodzakelijk was, kan </w:t>
-      </w:r>
-      <w:proofErr w:type="spellStart"/>
-      <w:r>
-        <w:rPr>
-          <w:lang w:val="nl-NL"/>
-        </w:rPr>
-        <w:t>PostgreSQL</w:t>
-      </w:r>
-      <w:proofErr w:type="spellEnd"/>
-      <w:r>
-        <w:rPr>
-          <w:lang w:val="nl-NL"/>
-        </w:rPr>
-        <w:t xml:space="preserve"> met de index direct naar de juiste records navigeren. De responstijd daalde van 11,4 ms naar 0,16 ms, wat neerkomt op een verbetering van ongeveer 71 keer.</w:t>
+        <w:t>De index op order_item_id levert een aanzienlijke prestatiewinst op. Waar zonder index een volledige tabelscan noodzakelijk was, kan PostgreSQL met de index direct naar de juiste records navigeren. De responstijd daalde van 11,4 ms naar 0,16 ms, wat neerkomt op een verbetering van ongeveer 71 keer.</w:t>
       </w:r>
     </w:p>
     <w:p>
@@ -4329,17 +3452,9 @@
           <w:lang w:val="en-US"/>
         </w:rPr>
         <w:lastRenderedPageBreak/>
-        <w:t xml:space="preserve">Test 05 – Partial Unique Index op </w:t>
-      </w:r>
-      <w:proofErr w:type="spellStart"/>
-      <w:r>
-        <w:rPr>
-          <w:lang w:val="en-US"/>
-        </w:rPr>
-        <w:t>Standaardadres</w:t>
+        <w:t>Test 05 – Partial Unique Index op Standaardadres</w:t>
       </w:r>
       <w:bookmarkEnd w:id="6"/>
-      <w:proofErr w:type="spellEnd"/>
     </w:p>
     <w:p>
       <w:pPr>
@@ -4378,78 +3493,34 @@
         <w:rPr>
           <w:lang w:val="en-US"/>
         </w:rPr>
-        <w:t xml:space="preserve">CREATE UNIQUE INDEX </w:t>
-      </w:r>
-      <w:proofErr w:type="spellStart"/>
-      <w:r>
-        <w:rPr>
-          <w:lang w:val="en-US"/>
-        </w:rPr>
-        <w:t>uq_addresses_one_default</w:t>
-      </w:r>
-      <w:proofErr w:type="spellEnd"/>
-    </w:p>
-    <w:p>
-      <w:pPr>
-        <w:rPr>
-          <w:lang w:val="en-US"/>
-        </w:rPr>
-      </w:pPr>
-      <w:r>
-        <w:rPr>
-          <w:lang w:val="en-US"/>
-        </w:rPr>
-        <w:t>ON addresses(</w:t>
-      </w:r>
-      <w:proofErr w:type="spellStart"/>
-      <w:r>
-        <w:rPr>
-          <w:lang w:val="en-US"/>
-        </w:rPr>
-        <w:t>user_id</w:t>
-      </w:r>
-      <w:proofErr w:type="spellEnd"/>
-      <w:r>
-        <w:rPr>
-          <w:lang w:val="en-US"/>
-        </w:rPr>
-        <w:t>)</w:t>
-      </w:r>
-    </w:p>
-    <w:p>
-      <w:pPr>
-        <w:rPr>
-          <w:lang w:val="en-US"/>
-        </w:rPr>
-      </w:pPr>
-      <w:r>
-        <w:rPr>
-          <w:lang w:val="en-US"/>
-        </w:rPr>
-        <w:t xml:space="preserve">WHERE </w:t>
-      </w:r>
-      <w:proofErr w:type="spellStart"/>
-      <w:r>
-        <w:rPr>
-          <w:lang w:val="en-US"/>
-        </w:rPr>
-        <w:t>is_</w:t>
-      </w:r>
-      <w:proofErr w:type="gramStart"/>
-      <w:r>
-        <w:rPr>
-          <w:lang w:val="en-US"/>
-        </w:rPr>
-        <w:t>default</w:t>
-      </w:r>
-      <w:proofErr w:type="spellEnd"/>
-      <w:r>
-        <w:rPr>
-          <w:lang w:val="en-US"/>
-        </w:rPr>
-        <w:t>;</w:t>
-      </w:r>
-      <w:proofErr w:type="gramEnd"/>
+        <w:t>CREATE UNIQUE INDEX uq_addresses_one_default</w:t>
+      </w:r>
+    </w:p>
+    <w:p>
+      <w:pPr>
+        <w:rPr>
+          <w:lang w:val="nl-NL"/>
+        </w:rPr>
+      </w:pPr>
+      <w:r>
+        <w:rPr>
+          <w:lang w:val="nl-NL"/>
+        </w:rPr>
+        <w:t>ON addresses(user_id)</w:t>
+      </w:r>
+    </w:p>
+    <w:p>
+      <w:pPr>
+        <w:rPr>
+          <w:lang w:val="nl-NL"/>
+        </w:rPr>
+      </w:pPr>
+      <w:r>
+        <w:rPr>
+          <w:lang w:val="nl-NL"/>
+        </w:rPr>
+        <w:t>WHERE is_default;</w:t>
+      </w:r>
     </w:p>
     <w:p>
       <w:pPr>
@@ -4484,118 +3555,46 @@
         <w:rPr>
           <w:lang w:val="nl-NL"/>
         </w:rPr>
-        <w:t xml:space="preserve">Validatie van de </w:t>
-      </w:r>
-      <w:proofErr w:type="spellStart"/>
-      <w:r>
-        <w:rPr>
-          <w:lang w:val="nl-NL"/>
-        </w:rPr>
-        <w:t>constraint</w:t>
-      </w:r>
-      <w:proofErr w:type="spellEnd"/>
-    </w:p>
-    <w:p>
-      <w:pPr>
-        <w:rPr>
-          <w:lang w:val="nl-NL"/>
-        </w:rPr>
-      </w:pPr>
-      <w:r>
-        <w:rPr>
-          <w:lang w:val="nl-NL"/>
-        </w:rPr>
-        <w:t xml:space="preserve">Tijdens de test werd geprobeerd een tweede adres met </w:t>
-      </w:r>
-      <w:proofErr w:type="spellStart"/>
-      <w:r>
-        <w:rPr>
-          <w:lang w:val="nl-NL"/>
-        </w:rPr>
-        <w:t>is_default</w:t>
-      </w:r>
-      <w:proofErr w:type="spellEnd"/>
-      <w:r>
-        <w:rPr>
-          <w:lang w:val="nl-NL"/>
-        </w:rPr>
-        <w:t xml:space="preserve"> = TRUE toe te voegen voor dezelfde gebruiker.</w:t>
-      </w:r>
-    </w:p>
-    <w:p>
-      <w:pPr>
-        <w:rPr>
-          <w:lang w:val="en-US"/>
-        </w:rPr>
-      </w:pPr>
-      <w:proofErr w:type="spellStart"/>
-      <w:r>
-        <w:rPr>
-          <w:lang w:val="en-US"/>
-        </w:rPr>
-        <w:t>Resultaat</w:t>
-      </w:r>
-      <w:proofErr w:type="spellEnd"/>
-      <w:r>
-        <w:rPr>
-          <w:lang w:val="en-US"/>
-        </w:rPr>
-        <w:t>:</w:t>
-      </w:r>
-    </w:p>
-    <w:p>
-      <w:pPr>
-        <w:rPr>
-          <w:lang w:val="en-US"/>
-        </w:rPr>
-      </w:pPr>
-      <w:r>
-        <w:rPr>
-          <w:lang w:val="en-US"/>
-        </w:rPr>
-        <w:t xml:space="preserve">NOTICE: OK: </w:t>
-      </w:r>
-      <w:proofErr w:type="spellStart"/>
-      <w:r>
-        <w:rPr>
-          <w:lang w:val="en-US"/>
-        </w:rPr>
-        <w:t>unique_violation</w:t>
-      </w:r>
-      <w:proofErr w:type="spellEnd"/>
-      <w:r>
-        <w:rPr>
-          <w:lang w:val="en-US"/>
-        </w:rPr>
-        <w:t xml:space="preserve"> — </w:t>
-      </w:r>
-      <w:proofErr w:type="spellStart"/>
-      <w:r>
-        <w:rPr>
-          <w:lang w:val="en-US"/>
-        </w:rPr>
-        <w:t>partiële</w:t>
-      </w:r>
-      <w:proofErr w:type="spellEnd"/>
-      <w:r>
-        <w:rPr>
-          <w:lang w:val="en-US"/>
-        </w:rPr>
-        <w:t xml:space="preserve"> index </w:t>
-      </w:r>
-      <w:proofErr w:type="spellStart"/>
-      <w:r>
-        <w:rPr>
-          <w:lang w:val="en-US"/>
-        </w:rPr>
-        <w:t>werkt</w:t>
-      </w:r>
-      <w:proofErr w:type="spellEnd"/>
-      <w:r>
-        <w:rPr>
-          <w:lang w:val="en-US"/>
-        </w:rPr>
-        <w:t xml:space="preserve"> correct.</w:t>
+        <w:t>Validatie van de constraint</w:t>
+      </w:r>
+    </w:p>
+    <w:p>
+      <w:pPr>
+        <w:rPr>
+          <w:lang w:val="nl-NL"/>
+        </w:rPr>
+      </w:pPr>
+      <w:r>
+        <w:rPr>
+          <w:lang w:val="nl-NL"/>
+        </w:rPr>
+        <w:t>Tijdens de test werd geprobeerd een tweede adres met is_default = TRUE toe te voegen voor dezelfde gebruiker.</w:t>
+      </w:r>
+    </w:p>
+    <w:p>
+      <w:pPr>
+        <w:rPr>
+          <w:lang w:val="en-US"/>
+        </w:rPr>
+      </w:pPr>
+      <w:r>
+        <w:rPr>
+          <w:lang w:val="en-US"/>
+        </w:rPr>
+        <w:t>Resultaat:</w:t>
+      </w:r>
+    </w:p>
+    <w:p>
+      <w:pPr>
+        <w:rPr>
+          <w:lang w:val="en-US"/>
+        </w:rPr>
+      </w:pPr>
+      <w:r>
+        <w:rPr>
+          <w:lang w:val="en-US"/>
+        </w:rPr>
+        <w:t>NOTICE: OK: unique_violation — partiële index werkt correct.</w:t>
       </w:r>
     </w:p>
     <w:p>
@@ -4627,97 +3626,63 @@
           <w:lang w:val="en-US"/>
         </w:rPr>
       </w:pPr>
-      <w:proofErr w:type="spellStart"/>
       <w:r>
         <w:rPr>
           <w:lang w:val="en-US"/>
         </w:rPr>
         <w:t>Prestatiemeting</w:t>
       </w:r>
-      <w:proofErr w:type="spellEnd"/>
-    </w:p>
-    <w:p>
-      <w:pPr>
-        <w:rPr>
-          <w:lang w:val="en-US"/>
-        </w:rPr>
-      </w:pPr>
-      <w:proofErr w:type="spellStart"/>
-      <w:r>
-        <w:rPr>
-          <w:lang w:val="en-US"/>
-        </w:rPr>
-        <w:t>Queryplan</w:t>
-      </w:r>
-      <w:proofErr w:type="spellEnd"/>
-      <w:r>
-        <w:rPr>
-          <w:lang w:val="en-US"/>
-        </w:rPr>
-        <w:t>:</w:t>
-      </w:r>
-    </w:p>
-    <w:p>
-      <w:pPr>
-        <w:rPr>
-          <w:lang w:val="en-US"/>
-        </w:rPr>
-      </w:pPr>
-      <w:r>
-        <w:rPr>
-          <w:lang w:val="en-US"/>
-        </w:rPr>
-        <w:t xml:space="preserve">Index Scan using </w:t>
-      </w:r>
-      <w:proofErr w:type="spellStart"/>
-      <w:r>
-        <w:rPr>
-          <w:lang w:val="en-US"/>
-        </w:rPr>
-        <w:t>uq_addresses_one_default</w:t>
-      </w:r>
-      <w:proofErr w:type="spellEnd"/>
-    </w:p>
-    <w:p>
-      <w:pPr>
-        <w:rPr>
-          <w:lang w:val="nl-NL"/>
-        </w:rPr>
-      </w:pPr>
-      <w:proofErr w:type="spellStart"/>
-      <w:r>
-        <w:rPr>
-          <w:lang w:val="nl-NL"/>
-        </w:rPr>
-        <w:t>Execution</w:t>
-      </w:r>
-      <w:proofErr w:type="spellEnd"/>
-      <w:r>
-        <w:rPr>
-          <w:lang w:val="nl-NL"/>
-        </w:rPr>
-        <w:t xml:space="preserve"> Time: 0.198 ms</w:t>
-      </w:r>
-    </w:p>
-    <w:p>
-      <w:pPr>
-        <w:rPr>
-          <w:lang w:val="nl-NL"/>
-        </w:rPr>
-      </w:pPr>
-      <w:proofErr w:type="spellStart"/>
-      <w:r>
-        <w:rPr>
-          <w:lang w:val="nl-NL"/>
-        </w:rPr>
-        <w:t>PostgreSQL</w:t>
-      </w:r>
-      <w:proofErr w:type="spellEnd"/>
-      <w:r>
-        <w:rPr>
-          <w:lang w:val="nl-NL"/>
-        </w:rPr>
-        <w:t xml:space="preserve"> gebruikte direct de partiële index om het standaardadres van een gebruiker op te zoeken.</w:t>
+    </w:p>
+    <w:p>
+      <w:pPr>
+        <w:rPr>
+          <w:lang w:val="en-US"/>
+        </w:rPr>
+      </w:pPr>
+      <w:r>
+        <w:rPr>
+          <w:lang w:val="en-US"/>
+        </w:rPr>
+        <w:t>Queryplan:</w:t>
+      </w:r>
+    </w:p>
+    <w:p>
+      <w:pPr>
+        <w:rPr>
+          <w:lang w:val="en-US"/>
+        </w:rPr>
+      </w:pPr>
+      <w:r>
+        <w:rPr>
+          <w:lang w:val="en-US"/>
+        </w:rPr>
+        <w:t>Index Scan using uq_addresses_one_default</w:t>
+      </w:r>
+    </w:p>
+    <w:p>
+      <w:pPr>
+        <w:rPr>
+          <w:lang w:val="nl-NL"/>
+        </w:rPr>
+      </w:pPr>
+      <w:r>
+        <w:rPr>
+          <w:lang w:val="nl-NL"/>
+        </w:rPr>
+        <w:t>Execution Time: 0.198 ms</w:t>
+      </w:r>
+    </w:p>
+    <w:p>
+      <w:pPr>
+        <w:rPr>
+          <w:lang w:val="nl-NL"/>
+        </w:rPr>
+      </w:pPr>
+      <w:r>
+        <w:rPr>
+          <w:lang w:val="nl-NL"/>
+        </w:rPr>
+        <w:t>PostgreSQL gebruikte direct de partiële index om het standaardadres van een gebruiker op te zoeken.</w:t>
       </w:r>
     </w:p>
     <w:p>
@@ -4753,21 +3718,7 @@
         <w:rPr>
           <w:lang w:val="nl-NL"/>
         </w:rPr>
-        <w:t xml:space="preserve">Omdat alleen records met </w:t>
-      </w:r>
-      <w:proofErr w:type="spellStart"/>
-      <w:r>
-        <w:rPr>
-          <w:lang w:val="nl-NL"/>
-        </w:rPr>
-        <w:t>is_default</w:t>
-      </w:r>
-      <w:proofErr w:type="spellEnd"/>
-      <w:r>
-        <w:rPr>
-          <w:lang w:val="nl-NL"/>
-        </w:rPr>
-        <w:t xml:space="preserve"> = TRUE in de index worden opgenomen, blijft de index aanzienlijk kleiner dan een reguliere index over alle adressen. Hierdoor worden minder indexpagina's gelezen en blijven zoekacties efficiënt.</w:t>
+        <w:t>Omdat alleen records met is_default = TRUE in de index worden opgenomen, blijft de index aanzienlijk kleiner dan een reguliere index over alle adressen. Hierdoor worden minder indexpagina's gelezen en blijven zoekacties efficiënt.</w:t>
       </w:r>
     </w:p>
     <w:p>
@@ -4909,21 +3860,7 @@
         <w:rPr>
           <w:lang w:val="nl-NL"/>
         </w:rPr>
-        <w:t xml:space="preserve">Deze benchmark meet de responstijd van veelgebruikte rapportage- en analysequery's op een dataset van </w:t>
-      </w:r>
-      <w:proofErr w:type="gramStart"/>
-      <w:r>
-        <w:rPr>
-          <w:lang w:val="nl-NL"/>
-        </w:rPr>
-        <w:t>circa</w:t>
-      </w:r>
-      <w:proofErr w:type="gramEnd"/>
-      <w:r>
-        <w:rPr>
-          <w:lang w:val="nl-NL"/>
-        </w:rPr>
-        <w:t xml:space="preserve"> 10.000 orders.</w:t>
+        <w:t>Deze benchmark meet de responstijd van veelgebruikte rapportage- en analysequery's op een dataset van circa 10.000 orders.</w:t>
       </w:r>
     </w:p>
     <w:p>
@@ -5093,16 +4030,12 @@
                 <w:lang w:val="nl-NL"/>
               </w:rPr>
             </w:pPr>
-            <w:proofErr w:type="spellStart"/>
-            <w:proofErr w:type="gramStart"/>
             <w:r>
               <w:rPr>
                 <w:lang w:val="nl-NL"/>
               </w:rPr>
               <w:t>fulfilled</w:t>
             </w:r>
-            <w:proofErr w:type="spellEnd"/>
-            <w:proofErr w:type="gramEnd"/>
           </w:p>
         </w:tc>
         <w:tc>
@@ -5179,16 +4112,12 @@
                 <w:lang w:val="nl-NL"/>
               </w:rPr>
             </w:pPr>
-            <w:proofErr w:type="spellStart"/>
-            <w:proofErr w:type="gramStart"/>
             <w:r>
               <w:rPr>
                 <w:lang w:val="nl-NL"/>
               </w:rPr>
               <w:t>pending</w:t>
             </w:r>
-            <w:proofErr w:type="spellEnd"/>
-            <w:proofErr w:type="gramEnd"/>
           </w:p>
         </w:tc>
         <w:tc>
@@ -5265,16 +4194,12 @@
                 <w:lang w:val="nl-NL"/>
               </w:rPr>
             </w:pPr>
-            <w:proofErr w:type="spellStart"/>
-            <w:proofErr w:type="gramStart"/>
             <w:r>
               <w:rPr>
                 <w:lang w:val="nl-NL"/>
               </w:rPr>
               <w:t>cancelled</w:t>
             </w:r>
-            <w:proofErr w:type="spellEnd"/>
-            <w:proofErr w:type="gramEnd"/>
           </w:p>
         </w:tc>
         <w:tc>
@@ -5351,16 +4276,12 @@
                 <w:lang w:val="nl-NL"/>
               </w:rPr>
             </w:pPr>
-            <w:proofErr w:type="spellStart"/>
-            <w:proofErr w:type="gramStart"/>
             <w:r>
               <w:rPr>
                 <w:lang w:val="nl-NL"/>
               </w:rPr>
               <w:t>paid</w:t>
             </w:r>
-            <w:proofErr w:type="spellEnd"/>
-            <w:proofErr w:type="gramEnd"/>
           </w:p>
         </w:tc>
         <w:tc>
@@ -5504,71 +4425,51 @@
           <w:lang w:val="en-US"/>
         </w:rPr>
       </w:pPr>
-      <w:proofErr w:type="spellStart"/>
       <w:r>
         <w:rPr>
           <w:lang w:val="en-US"/>
         </w:rPr>
         <w:lastRenderedPageBreak/>
-        <w:t>Resultaat</w:t>
-      </w:r>
-      <w:proofErr w:type="spellEnd"/>
-      <w:r>
-        <w:rPr>
-          <w:lang w:val="en-US"/>
-        </w:rPr>
-        <w:t xml:space="preserve"> 4 – </w:t>
-      </w:r>
-      <w:proofErr w:type="spellStart"/>
-      <w:r>
-        <w:rPr>
-          <w:lang w:val="en-US"/>
-        </w:rPr>
-        <w:t>Productlookup</w:t>
-      </w:r>
-      <w:proofErr w:type="spellEnd"/>
-    </w:p>
-    <w:p>
-      <w:pPr>
-        <w:rPr>
-          <w:lang w:val="en-US"/>
-        </w:rPr>
-      </w:pPr>
-      <w:proofErr w:type="spellStart"/>
-      <w:r>
-        <w:rPr>
-          <w:lang w:val="en-US"/>
-        </w:rPr>
-        <w:t>Resultaat</w:t>
-      </w:r>
-      <w:proofErr w:type="spellEnd"/>
-      <w:r>
-        <w:rPr>
-          <w:lang w:val="en-US"/>
-        </w:rPr>
-        <w:t>:</w:t>
-      </w:r>
-    </w:p>
-    <w:p>
-      <w:pPr>
-        <w:rPr>
-          <w:lang w:val="en-US"/>
-        </w:rPr>
-      </w:pPr>
-      <w:r>
-        <w:rPr>
-          <w:lang w:val="en-US"/>
-        </w:rPr>
-        <w:t xml:space="preserve">Execution Time: 13.843 </w:t>
-      </w:r>
-      <w:proofErr w:type="spellStart"/>
-      <w:r>
-        <w:rPr>
-          <w:lang w:val="en-US"/>
-        </w:rPr>
-        <w:t>ms</w:t>
-      </w:r>
-      <w:proofErr w:type="spellEnd"/>
+        <w:t>Resultaat 4 –</w:t>
+      </w:r>
+      <w:r>
+        <w:rPr>
+          <w:lang w:val="en-US"/>
+        </w:rPr>
+        <w:t xml:space="preserve"> Whislist </w:t>
+      </w:r>
+      <w:r>
+        <w:rPr>
+          <w:lang w:val="en-US"/>
+        </w:rPr>
+        <w:t>lookup</w:t>
+      </w:r>
+    </w:p>
+    <w:p>
+      <w:pPr>
+        <w:rPr>
+          <w:lang w:val="nl-NL"/>
+        </w:rPr>
+      </w:pPr>
+      <w:r>
+        <w:rPr>
+          <w:lang w:val="nl-NL"/>
+        </w:rPr>
+        <w:t>Resultaat:</w:t>
+      </w:r>
+    </w:p>
+    <w:p>
+      <w:pPr>
+        <w:rPr>
+          <w:lang w:val="nl-NL"/>
+        </w:rPr>
+      </w:pPr>
+      <w:r>
+        <w:rPr>
+          <w:lang w:val="nl-NL"/>
+        </w:rPr>
+        <w:t>Execution Time: 13.843 ms</w:t>
+      </w:r>
     </w:p>
     <w:p>
       <w:pPr>
@@ -5616,35 +4517,31 @@
         <w:rPr>
           <w:lang w:val="nl-NL"/>
         </w:rPr>
-        <w:t xml:space="preserve">De uitgevoerde benchmarkquery's tonen aan dat de database ook met een dataset van ongeveer 10.000 records snelle responstijden behaalt. De belangrijkste analysequery werd uitgevoerd in </w:t>
-      </w:r>
-      <w:proofErr w:type="gramStart"/>
-      <w:r>
-        <w:rPr>
-          <w:lang w:val="nl-NL"/>
-        </w:rPr>
-        <w:t>circa</w:t>
-      </w:r>
-      <w:proofErr w:type="gramEnd"/>
-      <w:r>
-        <w:rPr>
-          <w:lang w:val="nl-NL"/>
-        </w:rPr>
-        <w:t xml:space="preserve"> 35 ms en de </w:t>
-      </w:r>
-      <w:proofErr w:type="spellStart"/>
-      <w:r>
-        <w:rPr>
-          <w:lang w:val="nl-NL"/>
-        </w:rPr>
-        <w:t>productlookup</w:t>
-      </w:r>
-      <w:proofErr w:type="spellEnd"/>
-      <w:r>
-        <w:rPr>
-          <w:lang w:val="nl-NL"/>
-        </w:rPr>
-        <w:t xml:space="preserve"> in circa 14 ms. </w:t>
+        <w:t xml:space="preserve">De uitgevoerde benchmarkquery's tonen aan dat de database ook met een dataset van ongeveer 10.000 records snelle responstijden behaalt. De belangrijkste analysequery werd uitgevoerd in circa 35 ms en de </w:t>
+      </w:r>
+      <w:r>
+        <w:rPr>
+          <w:lang w:val="nl-NL"/>
+        </w:rPr>
+        <w:t xml:space="preserve">Whislist </w:t>
+      </w:r>
+      <w:r>
+        <w:rPr>
+          <w:lang w:val="nl-NL"/>
+        </w:rPr>
+        <w:t>l</w:t>
+      </w:r>
+      <w:r>
+        <w:rPr>
+          <w:lang w:val="nl-NL"/>
+        </w:rPr>
+        <w:t xml:space="preserve">ookup </w:t>
+      </w:r>
+      <w:r>
+        <w:rPr>
+          <w:lang w:val="nl-NL"/>
+        </w:rPr>
+        <w:t xml:space="preserve">in circa 14 ms. </w:t>
       </w:r>
     </w:p>
     <w:p>
